--- a/example_articles/countries/Brazil/4.countries_Brazil_Other_publisher.docx
+++ b/example_articles/countries/Brazil/4.countries_Brazil_Other_publisher.docx
@@ -27,17 +27,17 @@
     </w:p>
     <w:p>
       <w:r>
-        <w:t>Source File: Other publishers/Files (305).DOCX</w:t>
+        <w:t>Source file: Other publishers/Files (305).DOCX</w:t>
       </w:r>
     </w:p>
     <w:p>
       <w:r>
-        <w:t>Raw locations result: ['Brazil']</w:t>
+        <w:t>Raw locations result, 'locations': ['Brazil']</w:t>
       </w:r>
     </w:p>
     <w:p>
       <w:r>
-        <w:t>countries_stand_flat (Standardized): Brazil</w:t>
+        <w:t>Standardized locations result, 'countries_stand_flat': Brazil</w:t>
       </w:r>
     </w:p>
     <w:p>

--- a/example_articles/countries/Brazil/4.countries_Brazil_Other_publisher.docx
+++ b/example_articles/countries/Brazil/4.countries_Brazil_Other_publisher.docx
@@ -7,7 +7,9 @@
         <w:pStyle w:val="Heading1"/>
       </w:pPr>
       <w:r>
-        <w:t>No Headline In Original</w:t>
+        <w:t>ROUGH AND TUMBLE;</w:t>
+        <w:br/>
+        <w:t xml:space="preserve"> A HANDFUL OF TOUGH CHARACTERS INHABIT FIRST WEEKEND OF 3 RIVERS FILM FESTIVAL</w:t>
       </w:r>
     </w:p>
     <w:p>
@@ -17,17 +19,17 @@
     </w:p>
     <w:p>
       <w:r>
-        <w:t>Date: 2001-05-14</w:t>
+        <w:t>Date: 2001-11-02</w:t>
       </w:r>
     </w:p>
     <w:p>
       <w:r>
-        <w:t>Section: News;; DuPage County in 60 seconds;</w:t>
+        <w:t>Section: ARTS &amp; ENTERTAINMENT,; THREE RIVERS FILM FESTIVAL</w:t>
       </w:r>
     </w:p>
     <w:p>
       <w:r>
-        <w:t>Source file: Other publishers/Files (305).DOCX</w:t>
+        <w:t>Source file: Other publishers/Files (500) (29).DOCX</w:t>
       </w:r>
     </w:p>
     <w:p>
@@ -49,25 +51,127 @@
     </w:p>
     <w:p>
       <w:r>
-        <w:t>Bensenville farm on schedule:</w:t>
+        <w:t>The 20th edition of the annual Three Rivers Film Festival starts tonight under the aegis of Pittsburgh Filmmakers, which hosts the event at its three movie theaters: the Harris, Downtown; the Melwood Screening Room, Oakland; and the Regent Square, Edgewood.</w:t>
         <w:br/>
-        <w:t>The Bensenville Park District will start planning renovations at storied Fischer Farm at a committee meeting at 7 p.m. Wednesday at the Deer Grove Leisure Center, 1000 W. Wood St., Bensenville. The park district is looking to make improvements at the historic site in time for Fall Festival.</w:t>
+        <w:t xml:space="preserve"> "The Bread, My Sweet," filmed in Pittsburgh by local writer-director Melissa Martin, opens the festival at the Regent Square. Tickets are $20. The weekend's other big event is at Melwood -- tomorrow night's Media/Tonic, marking the 30th anniversary of Pittsburgh Filmmakers with more than 50 artists displaying their work in film, video, photography, multimedia, installations and music. There's beer, too. Admission is $10.</w:t>
         <w:br/>
-        <w:t>Park district seeks volunteers:</w:t>
+        <w:t>The festival runs through Nov. 18. Tickets for films are $6. For details, call 412-682-4111 or go to www.pghfilmmakers.org. To kick things off, here are reviews of some of this weekend's films.</w:t>
         <w:br/>
-        <w:t>Naperville Park District is accepting applications to fill two vacancies on its citizens advisory committee. Chairwoman Christen Smith has resigned after accepting an academic post in another state and member Pam Swafford was elected to the park board. The committee formed in 1999 to serve as a liaison between the community and park board. Each member represents one of eight planning areas and one member represents residents 60 and older. The open seats are in Area 6 (east of Washington Street and south of 75th Street) and Area 8 (west of Naperville-Plainfield Road and south of 95th Street). The application deadline is May 24. Forms are available by calling (630) 848-3530 or visiting the parks administration building at 320 W. Jackson Ave.</w:t>
+        <w:t>'Bully'</w:t>
         <w:br/>
-        <w:t>Edward names new director:</w:t>
+        <w:t xml:space="preserve"> 2 1/2 Stars</w:t>
         <w:br/>
-        <w:t>Dr. Dean Porter has been named director of the emergency medical service system at Naperville's Edward Hospital. In his new role, he will serve as medical expert for paramedics and other emergency medical services personnel working for the Naperville, Lisle- Woodridge, Warrenville and Bolingbrook fire departments. He also is responsible for developing policies and procedures regarding the type of care paramedics provide and their educational requirements. In addition, he will oversee the use of automatic external defibrillators in public buildings.</w:t>
+        <w:t xml:space="preserve"> Is Larry Clark a brilliant filmmaker who consistently chronicles the aimless lives of teen-agers or just a guy who keeps making the same film over and over? And moving ever closer to the line where drama ends and pornography begins?</w:t>
         <w:br/>
-        <w:t>Lombard loans cash for building:</w:t>
+        <w:t xml:space="preserve"> In "Bully," the director of "Kids" and "Another Day in Paradise" tackles a true story about seven young people from Fort Lauderdale who decide to kill an acquaintance, 20-year-old Bobby Kent (here played by Nick Stahl). The murder plot was hatched by Lisa, the pregnant girlfriend of Bobby's childhood friend, Marty (Brad Renfro). Bobby regularly punches Marty, forces him onto the stage during "Teen Amateur Night" at a gay club and rapes a girlfriend of Lisa's. Bobby must die, Lisa (Rachel Miner) decides.</w:t>
         <w:br/>
-        <w:t>Lombard officials recently loaned $ 32,328 to a Chicago couple whose building in downtown Lombard needed to be strengthened before a neighboring building could be torn down. Nelson and Erlinda I. Reyes' building at 10 S. Park Ave. was in disrepair at the time a neighboring feed store was scheduled to be torn down, officials said. As a result, Lindholm Roofing Co. had to be hired to rehabilitate Reyes' building to prevent it from being damaged as the demolition moved forward. The village has agreed to lend the Reyes the money, which they will have up to five years to repay.</w:t>
+        <w:t xml:space="preserve"> Lisa widens the circle of conspirators and they never discuss whether this is wrong or whether there are other, less drastic solutions. They drink, smoke dope, drop acid, play violent video games, engage in sex, listen to offensive rap music and hang out. Lisa's mother accurately sizes them up: "You guys don't work, you don't go to school, you don't do anything. All you do is lay around and drive your cars and eat us out of house and home."</w:t>
         <w:br/>
-        <w:t>Roselle praised for Richter work:</w:t>
+        <w:t xml:space="preserve"> Working from a screenplay based on the book "Bully: A True Story of High School Revenge," Clark takes us into a world where the kids are amoral, stupid, lost and chant "Dead, dead, dead" as if they were watching a football game instead of plotting murder.</w:t>
         <w:br/>
-        <w:t>After spending all last summer restoring the historic Richter House, the Roselle Historical Foundation is getting some recognition from the Illinois State Historical Society. It is one of 22 recipients of a certificate of excellence from the state historical society for its restoration of the house. The residence, which Malinda Richter owned until the village bought it from her in 1996, was restored to look like a typical working-class home in the 1920s.</w:t>
+        <w:t xml:space="preserve"> But Clark doesn't peel back the layers enough; he's too busy showing one couple or another splayed across the bed nude. Some of the details about the real-life participants appear to have been changed. The real Bobby took steroids, and Stahl's Bobby is violent and mean but he seems almost too slight for the role.</w:t>
+        <w:br/>
+        <w:t xml:space="preserve"> No one is sympathetic here, not the kids, not their younger siblings who mimic their behavior, not their parents. Because this is true, it's far more horrifying than Clark's previous films. But it spends too much effort showing us the who, what, when, where and how, and too little time on the why and the aftershocks. (Barbara Vancheri)</w:t>
+        <w:br/>
+        <w:t xml:space="preserve"> Rated R for strong violence, sexual content, drug use and language, all involving teens.</w:t>
+        <w:br/>
+        <w:t xml:space="preserve"> 'The Charcoal People'</w:t>
+        <w:br/>
+        <w:t xml:space="preserve"> 3 Stars</w:t>
+        <w:br/>
+        <w:t xml:space="preserve"> Magali is a 16-year-old wife with her third child on the way. When her husband, a charcoal worker, asked for a raise, he was fired.</w:t>
+        <w:br/>
+        <w:t xml:space="preserve"> They are part of a Brazilian underclass, a largely illiterate, itinerant, hard-working, low-paid group that cuts down trees and burns the wood in hand-built kilns. The resulting charcoal is combined with iron ore to make pig iron, turned into steel exported to America, Europe and elsewhere.</w:t>
+        <w:br/>
+        <w:t xml:space="preserve"> In this documentary, which lets three generations of charcoal workers tell their stories, we meet a 32-year-old man who suffers from headaches and dizziness but knows nothing other than making charcoal. He's been at it since age 7.</w:t>
+        <w:br/>
+        <w:t xml:space="preserve"> Even as parents try to do the right thing for their children -- reminding them to brush their teeth, go to school (although the class shrinks every year) -- they know their offspring may end up right where they are. One man admits to remorse in leveling a century-old tree in minutes, but it's the only way to survive.</w:t>
+        <w:br/>
+        <w:t xml:space="preserve"> This 65-minute movie has no representatives from the steel industry, no celebrities trying to save the Amazon Rain Forest, no politicians, just people trying to eke out a living. And memorable images of magnificent trees wrenched down and burned in smoky ovens built brick by brick by boys who, sadly, are already members of the working class. (Barbara Vancheri)</w:t>
+        <w:br/>
+        <w:t xml:space="preserve"> Unrated but PG in nature.</w:t>
+        <w:br/>
+        <w:t xml:space="preserve"> 'Fat Girl'</w:t>
+        <w:br/>
+        <w:t xml:space="preserve"> 2 1/2 Stars</w:t>
+        <w:br/>
+        <w:t xml:space="preserve"> French writer-director Catherine Breillat's previous film, "Romance," turned sex into something clinical. A woman, frustrated by her partner's refusal to make love, goes on a series of increasingly degrading adventures.</w:t>
+        <w:br/>
+        <w:t xml:space="preserve"> The title character in "Fat Girl," on the other hand, spends most of the movie as an observer. Despite her bulk (or maybe because of it), Anais (Anais Reboux), age 12, tends to be overlooked by the other members of her family.</w:t>
+        <w:br/>
+        <w:t xml:space="preserve"> They are on summer vacation, not that her workaholic father (Romain Goupil) is capable of relaxing. Her mother (Arsinee Khanjian) seems somewhat self-absorbed. Her beautiful sister, Elena (Roxane Mesquida), complains about having to drag Anais around with her.</w:t>
+        <w:br/>
+        <w:t xml:space="preserve"> But their relationship is more complicated than that. When they meet an Italian boy named Fernando (Libero de Rienzo), Elena conspires to sneak him into her bedroom, which Anais shares. Fernando sweet-talks Elena, who flaunts her sexuality but wants to remain a virgin. They take things step by step while Anais pretends to sleep across the room, recognizing what Elena doesn't -- that Fernando is handing her a line of sweet bullsmoke.</w:t>
+        <w:br/>
+        <w:t xml:space="preserve"> These scenes play out at a languid pace, the better to set up the movie's shocking, sudden finale. It is on a par with the most provocative moments of "Romance" and dares you to accept Anais' version of events, or at least understand her account of what happens. Breillat takes the term "battle of the sexes" literally, but has a more unorthodox view of the combatants. (Ron Weiskind)</w:t>
+        <w:br/>
+        <w:t xml:space="preserve"> Unrated, but R in nature for sex, nudity, violence and language.</w:t>
+        <w:br/>
+        <w:t xml:space="preserve"> 'Very Annie Mary'</w:t>
+        <w:br/>
+        <w:t xml:space="preserve"> 2 1/2</w:t>
+        <w:br/>
+        <w:t xml:space="preserve"> While "The Full Monty" made millions for the British film industry, it was also, I think, a depressing sign that the Brits were going soft on us. Who would have expected a warm, fuzzy feel-good movie from the land that gave us "The Entertainer," "The Loneliness of the Long Distance Runner" or even "Alfie?"</w:t>
+        <w:br/>
+        <w:t xml:space="preserve"> Well, they've done it again and were even so grateful to the "Monty" makers, they included a little homage to the male stripper epic.</w:t>
+        <w:br/>
+        <w:t xml:space="preserve"> This time the locale is Wales, where, as we all know, singing is the national sport.</w:t>
+        <w:br/>
+        <w:t xml:space="preserve"> The village baker (Jonathan Pryce) takes his crooning to such an extreme that he warbles opera over loudspeakers on his bread truck while making deliveries wearing a Pavarotti mask. (One sure indication that the English are now sentimental slobs is that actors of Pryce's stature now happily play in such lightweight productions.)</w:t>
+        <w:br/>
+        <w:t xml:space="preserve"> Back at the shop is his clumsy daughter, Annie Mary (Rachel Griffths) who's so unsure of herself she offers a village lad money to have sex with her. He's not comfortable with the offer. And, this being the typical small village, it's full of the usual village idiots, from the hapless minister to the two gay guys who run the snack shop.</w:t>
+        <w:br/>
+        <w:t xml:space="preserve"> The story involves Annie Mary's pathetic efforts to escape her hateful dad, who demeans her at every opportunity, even after he has a stroke which forces her to provide constant care. What makes her plight even more tear-jerking is that she is a fine opera singer, but her mother's sudden death and father's nastiness have kept her from her career.</w:t>
+        <w:br/>
+        <w:t xml:space="preserve"> Add to this bleak picture the sad tale of Annie Mary's friend who is dying of cancer. The village is raising money to send her to Disneyland.</w:t>
+        <w:br/>
+        <w:t xml:space="preserve"> Of course, there's a talent show in Cardiff, with a top prize of 1,000 pounds. Does Annie Mary go? Does Annie Mary win? No, "Very Annie Mary" is not that simple, but then it's not that complicated, either.</w:t>
+        <w:br/>
+        <w:t xml:space="preserve"> Regardless, for Anglophiles, bring your Cadburys and fizzy lemonade and live it up. You'll get enough material to make Cornish pasties for a month. (Bob Hoover)</w:t>
+        <w:br/>
+        <w:t xml:space="preserve"> Unrated, but R in nature.</w:t>
+        <w:br/>
+        <w:t xml:space="preserve"> IF YOU GO</w:t>
+        <w:br/>
+        <w:t xml:space="preserve"> THREE RIVERS FILM FESTIVAL</w:t>
+        <w:br/>
+        <w:t xml:space="preserve"> Today</w:t>
+        <w:br/>
+        <w:t xml:space="preserve"> Harris Theater: "Diamond Men" (7:30); "Bully" (9:30).</w:t>
+        <w:br/>
+        <w:t xml:space="preserve"> Melwood Screening Room: "The Charcoal People" (7:45); "Bob Le Flambeur" (9:30).</w:t>
+        <w:br/>
+        <w:t xml:space="preserve"> Regent Square: "The Bread, My Sweet" (7 p.m.)</w:t>
+        <w:br/>
+        <w:t xml:space="preserve"> Tomorrow</w:t>
+        <w:br/>
+        <w:t xml:space="preserve"> Harris: "Bully" (3:30); "Billy Liar" (6 p.m.); "Fat Girl" (8 p.m.).</w:t>
+        <w:br/>
+        <w:t xml:space="preserve"> Melwood: Media/Tonic celebration of media and arts (6 p.m.).</w:t>
+        <w:br/>
+        <w:t xml:space="preserve"> Regent Square: "Very Annie Mary" (1:15); "Adanggaman" (3:30); "Vengo" (5:30); "Time of Favor" (7:30).</w:t>
+        <w:br/>
+        <w:t xml:space="preserve"> Sunday</w:t>
+        <w:br/>
+        <w:t xml:space="preserve"> Harris: "Diamond Men" (2 p.m.); "Billy Liar" (4:15); "Bully" (6:30).</w:t>
+        <w:br/>
+        <w:t xml:space="preserve"> Melwood: "Bob Le Flambeur" (2:15); "The Charcoal People" (4:30); Curator Mark McElhatten with Light Spill.</w:t>
+        <w:br/>
+        <w:t xml:space="preserve"> Regent Square: "When the Forest Ran Red" (2 p.m.); "Time of Favor" (4:30); "Vengo" (7).</w:t>
+        <w:br/>
+        <w:br/>
+        <w:t>Notes</w:t>
+        <w:br/>
+        <w:br/>
+        <w:t>WEEKEND MAG</w:t>
+        <w:br/>
+        <w:br/>
+        <w:t>Graphic</w:t>
+        <w:br/>
+        <w:br/>
+        <w:t xml:space="preserve"> </w:t>
+        <w:br/>
+        <w:t>PHOTO: Tobin Yelland: Bijou Philips, Keli Garner and Daniel Franzese take a harrowing ride in "Bully."</w:t>
       </w:r>
     </w:p>
     <w:sectPr>

--- a/example_articles/countries/Brazil/4.countries_Brazil_Other_publisher.docx
+++ b/example_articles/countries/Brazil/4.countries_Brazil_Other_publisher.docx
@@ -7,9 +7,7 @@
         <w:pStyle w:val="Heading1"/>
       </w:pPr>
       <w:r>
-        <w:t>ROUGH AND TUMBLE;</w:t>
-        <w:br/>
-        <w:t xml:space="preserve"> A HANDFUL OF TOUGH CHARACTERS INHABIT FIRST WEEKEND OF 3 RIVERS FILM FESTIVAL</w:t>
+        <w:t>Ex-Brazilian president convicted of corruption; Silva will remain free while appeal is heard in case.; BRAZIL</w:t>
       </w:r>
     </w:p>
     <w:p>
@@ -19,17 +17,17 @@
     </w:p>
     <w:p>
       <w:r>
-        <w:t>Date: 2001-11-02</w:t>
+        <w:t>Date: 2017-07-13</w:t>
       </w:r>
     </w:p>
     <w:p>
       <w:r>
-        <w:t>Section: ARTS &amp; ENTERTAINMENT,; THREE RIVERS FILM FESTIVAL</w:t>
+        <w:t>Section: ; Pg. A4</w:t>
       </w:r>
     </w:p>
     <w:p>
       <w:r>
-        <w:t>Source file: Other publishers/Files (500) (29).DOCX</w:t>
+        <w:t>Source file: Other publishers/Files (500) (8).DOCX</w:t>
       </w:r>
     </w:p>
     <w:p>
@@ -51,127 +49,31 @@
     </w:p>
     <w:p>
       <w:r>
-        <w:t>The 20th edition of the annual Three Rivers Film Festival starts tonight under the aegis of Pittsburgh Filmmakers, which hosts the event at its three movie theaters: the Harris, Downtown; the Melwood Screening Room, Oakland; and the Regent Square, Edgewood.</w:t>
+        <w:t>Former Brazilian President Luiz Inacio Lula da Silva, found guilty of corruption and money laundering, was sentenced Wednesday to almost 10 years in prison. Dozens of Brazil's elite have been jailed in a sprawling graft probe.</w:t>
         <w:br/>
-        <w:t xml:space="preserve"> "The Bread, My Sweet," filmed in Pittsburgh by local writer-director Melissa Martin, opens the festival at the Regent Square. Tickets are $20. The weekend's other big event is at Melwood -- tomorrow night's Media/Tonic, marking the 30th anniversary of Pittsburgh Filmmakers with more than 50 artists displaying their work in film, video, photography, multimedia, installations and music. There's beer, too. Admission is $10.</w:t>
+        <w:t>RIO DE JANEIRO - Former Brazilian President Luiz Inacio Lula da Silva was found guilty of corruption and money laundering Wednesday and sentenced to almost 10 years in prison, the highest-profile conviction yet in the sprawling graft investigation that has jailed dozens of Brazil's elite.</w:t>
         <w:br/>
-        <w:t>The festival runs through Nov. 18. Tickets for films are $6. For details, call 412-682-4111 or go to www.pghfilmmakers.org. To kick things off, here are reviews of some of this weekend's films.</w:t>
+        <w:t>The decision by Judge Sergio Moro was widely expected, even by Silva's own defense team, but was still stunning. The charismatic leader left office on Dec. 31, 2010, with sky-high popularity and is credited with pulling millions of Brazilians out of poverty and turning Latin America's largest nation into an important player on the world stage.</w:t>
         <w:br/>
-        <w:t>'Bully'</w:t>
+        <w:t>Brazil's first working-class president will remain free while an appeal is heard, but he is now also the country's first ex-president to be convicted in a criminal proceeding at least since democracy was restored in the 1980s.</w:t>
         <w:br/>
-        <w:t xml:space="preserve"> 2 1/2 Stars</w:t>
+        <w:t>In many quarters, the man known to Brazilians simply as Lula remains revered - both for his economic policies and his role in fighting for democracy during the country's dictatorship. The 71-year-old has been considered a front-runner for next year's presidential election.</w:t>
         <w:br/>
-        <w:t xml:space="preserve"> Is Larry Clark a brilliant filmmaker who consistently chronicles the aimless lives of teen-agers or just a guy who keeps making the same film over and over? And moving ever closer to the line where drama ends and pornography begins?</w:t>
+        <w:t>The case is part of the huge "Operation Car Wash" corruption investigation centered on state-run oil giant Petrobras that has led to the convictions of dozens of business executives and politicians.</w:t>
         <w:br/>
-        <w:t xml:space="preserve"> In "Bully," the director of "Kids" and "Another Day in Paradise" tackles a true story about seven young people from Fort Lauderdale who decide to kill an acquaintance, 20-year-old Bobby Kent (here played by Nick Stahl). The murder plot was hatched by Lisa, the pregnant girlfriend of Bobby's childhood friend, Marty (Brad Renfro). Bobby regularly punches Marty, forces him onto the stage during "Teen Amateur Night" at a gay club and rapes a girlfriend of Lisa's. Bobby must die, Lisa (Rachel Miner) decides.</w:t>
+        <w:t>That probe has also led to charges against current President Michel Temer, who is accused of taking bribes from a meatpacking executive in exchange for helping the company obtain favorable government decisions. Temer denies wrongdoing, and the lower house of Congress will decide if he stands trial.</w:t>
         <w:br/>
-        <w:t xml:space="preserve"> Lisa widens the circle of conspirators and they never discuss whether this is wrong or whether there are other, less drastic solutions. They drink, smoke dope, drop acid, play violent video games, engage in sex, listen to offensive rap music and hang out. Lisa's mother accurately sizes them up: "You guys don't work, you don't go to school, you don't do anything. All you do is lay around and drive your cars and eat us out of house and home."</w:t>
+        <w:t>Silva was accused of receiving a beachfront apartment and repairs to the property as kickbacks from construction company OAS. Prosecutors also alleged that OAS paid to store Silva's belongings, but Moro dismissed that part of the case.</w:t>
         <w:br/>
-        <w:t xml:space="preserve"> Working from a screenplay based on the book "Bully: A True Story of High School Revenge," Clark takes us into a world where the kids are amoral, stupid, lost and chant "Dead, dead, dead" as if they were watching a football game instead of plotting murder.</w:t>
+        <w:t>Silva also faces charges in four other cases. The former union leader has said all the charges are completely unfounded, and his defiant testimony in the case decided Wednesday was billed as a showdown between himself and Moro. Both men are viewed as national heroes by some parts of Brazilian society.</w:t>
         <w:br/>
-        <w:t xml:space="preserve"> But Clark doesn't peel back the layers enough; he's too busy showing one couple or another splayed across the bed nude. Some of the details about the real-life participants appear to have been changed. The real Bobby took steroids, and Stahl's Bobby is violent and mean but he seems almost too slight for the role.</w:t>
+        <w:t>"The present conviction does not bring this judge any personal satisfaction. Quite the contrary, it is regrettable that a former president be criminally convicted," Moro wrote in his decision. "It doesn't matter how high you are, the law is still above you."</w:t>
         <w:br/>
-        <w:t xml:space="preserve"> No one is sympathetic here, not the kids, not their younger siblings who mimic their behavior, not their parents. Because this is true, it's far more horrifying than Clark's previous films. But it spends too much effort showing us the who, what, when, where and how, and too little time on the why and the aftershocks. (Barbara Vancheri)</w:t>
+        <w:t>Moro said he did not order Silva's immediate arrest because the conviction of a president is such a serious matter that he felt the former leader's appeal should be heard first.</w:t>
         <w:br/>
-        <w:t xml:space="preserve"> Rated R for strong violence, sexual content, drug use and language, all involving teens.</w:t>
+        <w:t>The case now goes before a group of magistrates. If they uphold the conviction, Brazilian law says Silva would be barred from seeking office. Moro also ruled that Silva should be barred from public office for 19 years.</w:t>
         <w:br/>
-        <w:t xml:space="preserve"> 'The Charcoal People'</w:t>
-        <w:br/>
-        <w:t xml:space="preserve"> 3 Stars</w:t>
-        <w:br/>
-        <w:t xml:space="preserve"> Magali is a 16-year-old wife with her third child on the way. When her husband, a charcoal worker, asked for a raise, he was fired.</w:t>
-        <w:br/>
-        <w:t xml:space="preserve"> They are part of a Brazilian underclass, a largely illiterate, itinerant, hard-working, low-paid group that cuts down trees and burns the wood in hand-built kilns. The resulting charcoal is combined with iron ore to make pig iron, turned into steel exported to America, Europe and elsewhere.</w:t>
-        <w:br/>
-        <w:t xml:space="preserve"> In this documentary, which lets three generations of charcoal workers tell their stories, we meet a 32-year-old man who suffers from headaches and dizziness but knows nothing other than making charcoal. He's been at it since age 7.</w:t>
-        <w:br/>
-        <w:t xml:space="preserve"> Even as parents try to do the right thing for their children -- reminding them to brush their teeth, go to school (although the class shrinks every year) -- they know their offspring may end up right where they are. One man admits to remorse in leveling a century-old tree in minutes, but it's the only way to survive.</w:t>
-        <w:br/>
-        <w:t xml:space="preserve"> This 65-minute movie has no representatives from the steel industry, no celebrities trying to save the Amazon Rain Forest, no politicians, just people trying to eke out a living. And memorable images of magnificent trees wrenched down and burned in smoky ovens built brick by brick by boys who, sadly, are already members of the working class. (Barbara Vancheri)</w:t>
-        <w:br/>
-        <w:t xml:space="preserve"> Unrated but PG in nature.</w:t>
-        <w:br/>
-        <w:t xml:space="preserve"> 'Fat Girl'</w:t>
-        <w:br/>
-        <w:t xml:space="preserve"> 2 1/2 Stars</w:t>
-        <w:br/>
-        <w:t xml:space="preserve"> French writer-director Catherine Breillat's previous film, "Romance," turned sex into something clinical. A woman, frustrated by her partner's refusal to make love, goes on a series of increasingly degrading adventures.</w:t>
-        <w:br/>
-        <w:t xml:space="preserve"> The title character in "Fat Girl," on the other hand, spends most of the movie as an observer. Despite her bulk (or maybe because of it), Anais (Anais Reboux), age 12, tends to be overlooked by the other members of her family.</w:t>
-        <w:br/>
-        <w:t xml:space="preserve"> They are on summer vacation, not that her workaholic father (Romain Goupil) is capable of relaxing. Her mother (Arsinee Khanjian) seems somewhat self-absorbed. Her beautiful sister, Elena (Roxane Mesquida), complains about having to drag Anais around with her.</w:t>
-        <w:br/>
-        <w:t xml:space="preserve"> But their relationship is more complicated than that. When they meet an Italian boy named Fernando (Libero de Rienzo), Elena conspires to sneak him into her bedroom, which Anais shares. Fernando sweet-talks Elena, who flaunts her sexuality but wants to remain a virgin. They take things step by step while Anais pretends to sleep across the room, recognizing what Elena doesn't -- that Fernando is handing her a line of sweet bullsmoke.</w:t>
-        <w:br/>
-        <w:t xml:space="preserve"> These scenes play out at a languid pace, the better to set up the movie's shocking, sudden finale. It is on a par with the most provocative moments of "Romance" and dares you to accept Anais' version of events, or at least understand her account of what happens. Breillat takes the term "battle of the sexes" literally, but has a more unorthodox view of the combatants. (Ron Weiskind)</w:t>
-        <w:br/>
-        <w:t xml:space="preserve"> Unrated, but R in nature for sex, nudity, violence and language.</w:t>
-        <w:br/>
-        <w:t xml:space="preserve"> 'Very Annie Mary'</w:t>
-        <w:br/>
-        <w:t xml:space="preserve"> 2 1/2</w:t>
-        <w:br/>
-        <w:t xml:space="preserve"> While "The Full Monty" made millions for the British film industry, it was also, I think, a depressing sign that the Brits were going soft on us. Who would have expected a warm, fuzzy feel-good movie from the land that gave us "The Entertainer," "The Loneliness of the Long Distance Runner" or even "Alfie?"</w:t>
-        <w:br/>
-        <w:t xml:space="preserve"> Well, they've done it again and were even so grateful to the "Monty" makers, they included a little homage to the male stripper epic.</w:t>
-        <w:br/>
-        <w:t xml:space="preserve"> This time the locale is Wales, where, as we all know, singing is the national sport.</w:t>
-        <w:br/>
-        <w:t xml:space="preserve"> The village baker (Jonathan Pryce) takes his crooning to such an extreme that he warbles opera over loudspeakers on his bread truck while making deliveries wearing a Pavarotti mask. (One sure indication that the English are now sentimental slobs is that actors of Pryce's stature now happily play in such lightweight productions.)</w:t>
-        <w:br/>
-        <w:t xml:space="preserve"> Back at the shop is his clumsy daughter, Annie Mary (Rachel Griffths) who's so unsure of herself she offers a village lad money to have sex with her. He's not comfortable with the offer. And, this being the typical small village, it's full of the usual village idiots, from the hapless minister to the two gay guys who run the snack shop.</w:t>
-        <w:br/>
-        <w:t xml:space="preserve"> The story involves Annie Mary's pathetic efforts to escape her hateful dad, who demeans her at every opportunity, even after he has a stroke which forces her to provide constant care. What makes her plight even more tear-jerking is that she is a fine opera singer, but her mother's sudden death and father's nastiness have kept her from her career.</w:t>
-        <w:br/>
-        <w:t xml:space="preserve"> Add to this bleak picture the sad tale of Annie Mary's friend who is dying of cancer. The village is raising money to send her to Disneyland.</w:t>
-        <w:br/>
-        <w:t xml:space="preserve"> Of course, there's a talent show in Cardiff, with a top prize of 1,000 pounds. Does Annie Mary go? Does Annie Mary win? No, "Very Annie Mary" is not that simple, but then it's not that complicated, either.</w:t>
-        <w:br/>
-        <w:t xml:space="preserve"> Regardless, for Anglophiles, bring your Cadburys and fizzy lemonade and live it up. You'll get enough material to make Cornish pasties for a month. (Bob Hoover)</w:t>
-        <w:br/>
-        <w:t xml:space="preserve"> Unrated, but R in nature.</w:t>
-        <w:br/>
-        <w:t xml:space="preserve"> IF YOU GO</w:t>
-        <w:br/>
-        <w:t xml:space="preserve"> THREE RIVERS FILM FESTIVAL</w:t>
-        <w:br/>
-        <w:t xml:space="preserve"> Today</w:t>
-        <w:br/>
-        <w:t xml:space="preserve"> Harris Theater: "Diamond Men" (7:30); "Bully" (9:30).</w:t>
-        <w:br/>
-        <w:t xml:space="preserve"> Melwood Screening Room: "The Charcoal People" (7:45); "Bob Le Flambeur" (9:30).</w:t>
-        <w:br/>
-        <w:t xml:space="preserve"> Regent Square: "The Bread, My Sweet" (7 p.m.)</w:t>
-        <w:br/>
-        <w:t xml:space="preserve"> Tomorrow</w:t>
-        <w:br/>
-        <w:t xml:space="preserve"> Harris: "Bully" (3:30); "Billy Liar" (6 p.m.); "Fat Girl" (8 p.m.).</w:t>
-        <w:br/>
-        <w:t xml:space="preserve"> Melwood: Media/Tonic celebration of media and arts (6 p.m.).</w:t>
-        <w:br/>
-        <w:t xml:space="preserve"> Regent Square: "Very Annie Mary" (1:15); "Adanggaman" (3:30); "Vengo" (5:30); "Time of Favor" (7:30).</w:t>
-        <w:br/>
-        <w:t xml:space="preserve"> Sunday</w:t>
-        <w:br/>
-        <w:t xml:space="preserve"> Harris: "Diamond Men" (2 p.m.); "Billy Liar" (4:15); "Bully" (6:30).</w:t>
-        <w:br/>
-        <w:t xml:space="preserve"> Melwood: "Bob Le Flambeur" (2:15); "The Charcoal People" (4:30); Curator Mark McElhatten with Light Spill.</w:t>
-        <w:br/>
-        <w:t xml:space="preserve"> Regent Square: "When the Forest Ran Red" (2 p.m.); "Time of Favor" (4:30); "Vengo" (7).</w:t>
-        <w:br/>
-        <w:br/>
-        <w:t>Notes</w:t>
-        <w:br/>
-        <w:br/>
-        <w:t>WEEKEND MAG</w:t>
-        <w:br/>
-        <w:br/>
-        <w:t>Graphic</w:t>
-        <w:br/>
-        <w:br/>
-        <w:t xml:space="preserve"> </w:t>
-        <w:br/>
-        <w:t>PHOTO: Tobin Yelland: Bijou Philips, Keli Garner and Daniel Franzese take a harrowing ride in "Bully."</w:t>
+        <w:t>Lawyers for Silva, who served as president from 2003 through 2010, did not immediately respond to requests for comment.</w:t>
       </w:r>
     </w:p>
     <w:sectPr>

--- a/example_articles/countries/Brazil/4.countries_Brazil_Other_publisher.docx
+++ b/example_articles/countries/Brazil/4.countries_Brazil_Other_publisher.docx
@@ -7,7 +7,7 @@
         <w:pStyle w:val="Heading1"/>
       </w:pPr>
       <w:r>
-        <w:t>Ex-Brazilian president convicted of corruption; Silva will remain free while appeal is heard in case.; BRAZIL</w:t>
+        <w:t>Olympics opening now hosted by Lauer; TV HIGHLIGHTS</w:t>
       </w:r>
     </w:p>
     <w:p>
@@ -17,17 +17,17 @@
     </w:p>
     <w:p>
       <w:r>
-        <w:t>Date: 2017-07-13</w:t>
+        <w:t>Date: 2016-07-30</w:t>
       </w:r>
     </w:p>
     <w:p>
       <w:r>
-        <w:t>Section: ; Pg. A4</w:t>
+        <w:t>Section: SUNDAY PREVIEW; Pg. SPA10</w:t>
       </w:r>
     </w:p>
     <w:p>
       <w:r>
-        <w:t>Source file: Other publishers/Files (500) (8).DOCX</w:t>
+        <w:t>Source file: Other publishers/Files (500) (9).DOCX</w:t>
       </w:r>
     </w:p>
     <w:p>
@@ -49,31 +49,45 @@
     </w:p>
     <w:p>
       <w:r>
-        <w:t>Former Brazilian President Luiz Inacio Lula da Silva, found guilty of corruption and money laundering, was sentenced Wednesday to almost 10 years in prison. Dozens of Brazil's elite have been jailed in a sprawling graft probe.</w:t>
+        <w:t>Don't miss: Summer Olympics opening ceremony: Are you ready for some pomp and pageantry?</w:t>
         <w:br/>
-        <w:t>RIO DE JANEIRO - Former Brazilian President Luiz Inacio Lula da Silva was found guilty of corruption and money laundering Wednesday and sentenced to almost 10 years in prison, the highest-profile conviction yet in the sprawling graft investigation that has jailed dozens of Brazil's elite.</w:t>
+        <w:t xml:space="preserve">Athletes from more than 200 countries are expected to compete over 17 days (Aug. 5-21) in the Rio, Brazil, games. But first comes what is expected to be a very festive celebration and the lighting of the cauldron. Ushering viewers through it all will be Matt Lauer, Meredith Vieira and Hoda Kotb. 7 p.m. Friday, NBC. </w:t>
         <w:br/>
-        <w:t>The decision by Judge Sergio Moro was widely expected, even by Silva's own defense team, but was still stunning. The charismatic leader left office on Dec. 31, 2010, with sky-high popularity and is credited with pulling millions of Brazilians out of poverty and turning Latin America's largest nation into an important player on the world stage.</w:t>
+        <w:t xml:space="preserve">Other bets </w:t>
         <w:br/>
-        <w:t>Brazil's first working-class president will remain free while an appeal is heard, but he is now also the country's first ex-president to be convicted in a criminal proceeding at least since democracy was restored in the 1980s.</w:t>
+        <w:t xml:space="preserve">Today: Fans had the chance, via online voting, to pull the plug on Tara Reid's character in "Sharknado: The 4th Awakens." </w:t>
         <w:br/>
-        <w:t>In many quarters, the man known to Brazilians simply as Lula remains revered - both for his economic policies and his role in fighting for democracy during the country's dictatorship. The 71-year-old has been considered a front-runner for next year's presidential election.</w:t>
+        <w:t xml:space="preserve">We'll learn her fate when the outrageoussagareturnswithmore over-the-top action scenes and nutty D-list cameos. 8 p.m., Syfy. </w:t>
         <w:br/>
-        <w:t>The case is part of the huge "Operation Car Wash" corruption investigation centered on state-run oil giant Petrobras that has led to the convictions of dozens of business executives and politicians.</w:t>
+        <w:t xml:space="preserve">Today: John Cena and Victoria Justice are our hosts for "Teen Choice 2016," the only awards show that bestows surfboards upon the winners. Among the honorees is Justin Timberlake, who receives the Decade Award for his contributions to pop music. 8 p.m., Fox. </w:t>
         <w:br/>
-        <w:t>That probe has also led to charges against current President Michel Temer, who is accused of taking bribes from a meatpacking executive in exchange for helping the company obtain favorable government decisions. Temer denies wrongdoing, and the lower house of Congress will decide if he stands trial.</w:t>
+        <w:t xml:space="preserve">Monday: Another season of "The Bachelorette" concludes tonight, and you know what that means: Lots of amped-up drama, buckets of tears and some side wagering on how fast the breakup will come. 8 p.m., ABC. </w:t>
         <w:br/>
-        <w:t>Silva was accused of receiving a beachfront apartment and repairs to the property as kickbacks from construction company OAS. Prosecutors also alleged that OAS paid to store Silva's belongings, but Moro dismissed that part of the case.</w:t>
+        <w:t xml:space="preserve">Monday: In the Season 3 opener of "Running Wild With Bear Grylls," the British adventurer leads Nick Jonas through the Sierra Nevada during blizzard conditions. Along the way, they swim across an ice-cold lake and  ick  munch on a frozen bird. 10 p.m., NBC. </w:t>
         <w:br/>
-        <w:t>Silva also faces charges in four other cases. The former union leader has said all the charges are completely unfounded, and his defiant testimony in the case decided Wednesday was billed as a showdown between himself and Moro. Both men are viewed as national heroes by some parts of Brazilian society.</w:t>
+        <w:t xml:space="preserve">Tuesday: It's off to Mexico for Season 3 of "Bachelor in Paradise," or as TV Guide calls it: "Summer camp for scantily clad hotties." 8 p.m., ABC. </w:t>
         <w:br/>
-        <w:t>"The present conviction does not bring this judge any personal satisfaction. Quite the contrary, it is regrettable that a former president be criminally convicted," Moro wrote in his decision. "It doesn't matter how high you are, the law is still above you."</w:t>
+        <w:t xml:space="preserve">Tuesday: Inspired by Daniel James Brown's best-seller, "American Experience: The Boys of '36" is a documentary that recalls the story of nine scrappy, working-class young men from the University of Washington who captured the gold medal in rowing at the 1936 Olympic Games in Berlin. 9 p.m., PBS. </w:t>
         <w:br/>
-        <w:t>Moro said he did not order Silva's immediate arrest because the conviction of a president is such a serious matter that he felt the former leader's appeal should be heard first.</w:t>
+        <w:t xml:space="preserve">Wednesday: Brett Eldredge and Thomas Rhett share hosting duties for "CMA Music Festival: Country's Night to Rock." The annual gala in Nashville features performances by Carrie Underwood, Keith Urban, Jason Aldean, Lady Antebellum, Miranda Lambert, Chris Stapleton and more. 8 p.m., ABC. </w:t>
         <w:br/>
-        <w:t>The case now goes before a group of magistrates. If they uphold the conviction, Brazilian law says Silva would be barred from seeking office. Moro also ruled that Silva should be barred from public office for 19 years.</w:t>
+        <w:t xml:space="preserve">Thursday: "Killing the Colorado" is an eye-opening new documentary that examines how drought conditions  along with shortsighted policies and poor planning  have greatly diminished the once-mighty Colorado River. Is this a water crisis that can be fixed? 9 p.m., Discovery. </w:t>
         <w:br/>
-        <w:t>Lawyers for Silva, who served as president from 2003 through 2010, did not immediately respond to requests for comment.</w:t>
+        <w:t xml:space="preserve">Friday: Here's a purr-fect viewing option: While human athletes prepare to compete in Rio, little felines will go at it in the "Kitten Summer Games," which include gymnastics, volleyball and wrestling. No, really. 8 p.m., Hallmark. </w:t>
+        <w:br/>
+        <w:t xml:space="preserve">Saturday: Pop open a cold one (or two) and check out "The Bandit." It's an entertaining documentary about 1970s film superstar Burt Reynolds, his best pal Hal Needham and how they combined to make their unlikely smash hit "Smokey &amp; the Bandit." 10 p.m., CMT. </w:t>
+        <w:br/>
+        <w:t xml:space="preserve">MORE TV COVERAGE </w:t>
+        <w:br/>
+        <w:t>Want to know even more about what's worth watching this week? See the Channels guide, 16 pages of TV goodness, inside of the Monday newspaper's Life section.</w:t>
+        <w:br/>
+        <w:br/>
+        <w:t>Graphic</w:t>
+        <w:br/>
+        <w:br/>
+        <w:t xml:space="preserve"> </w:t>
+        <w:br/>
+        <w:t>CHARLIE RIEDEL/ ASSOCIATED PRESS"&gt;A worker fastens signage to a fence as preparations continue for the Rio Olympics at Olympic Park in Rio de Janeiro, Brazil.</w:t>
       </w:r>
     </w:p>
     <w:sectPr>
